--- a/slides/20261001_FD_Meikai_2_genai-workshop/work/docx/テーマ1_守る.docx
+++ b/slides/20261001_FD_Meikai_2_genai-workshop/work/docx/テーマ1_守る.docx
@@ -1068,6 +1068,18 @@
     </w:p>
     <w:p>
       <w:pPr>
+        <w:spacing w:after="80"/>
+      </w:pPr>
+      <w:r>
+        <w:rPr>
+          <w:rFonts w:ascii="Yu Gothic" w:hAnsi="Yu Gothic" w:eastAsia="Yu Gothic"/>
+          <w:sz w:val="21"/>
+        </w:rPr>
+        <w:t>実在の学生の氏名・成績・提出物は、どの画面にも入力しません。</w:t>
+      </w:r>
+    </w:p>
+    <w:p>
+      <w:pPr>
         <w:keepNext/>
         <w:spacing w:before="280" w:after="80"/>
       </w:pPr>
@@ -2782,6 +2794,18 @@
           <w:rFonts w:ascii="Yu Gothic" w:hAnsi="Yu Gothic" w:eastAsia="Yu Gothic"/>
           <w:sz w:val="21"/>
         </w:rPr>
+        <w:t>このシナリオでは、相談の対象になる学生の氏名・提出物・成績を、どの画面にも入力しません。架空の場面として作ります。</w:t>
+      </w:r>
+    </w:p>
+    <w:p>
+      <w:pPr>
+        <w:spacing w:after="80"/>
+      </w:pPr>
+      <w:r>
+        <w:rPr>
+          <w:rFonts w:ascii="Yu Gothic" w:hAnsi="Yu Gothic" w:eastAsia="Yu Gothic"/>
+          <w:sz w:val="21"/>
+        </w:rPr>
         <w:t>① Gemini アプリを開きます（開き方は「3. あなたの道具はどれですか」をご覧ください）。</w:t>
       </w:r>
     </w:p>
@@ -2881,6 +2905,14 @@
           <w:rFonts w:ascii="Consolas" w:hAnsi="Consolas" w:eastAsia="Consolas"/>
           <w:sz w:val="19"/>
         </w:rPr>
+        <w:t>・生成AIに「AIで書かれたかどうか」を判定させることも、しません（出力自体が正確でない場合があるため）。</w:t>
+        <w:br/>
+      </w:r>
+      <w:r>
+        <w:rPr>
+          <w:rFonts w:ascii="Consolas" w:hAnsi="Consolas" w:eastAsia="Consolas"/>
+          <w:sz w:val="19"/>
+        </w:rPr>
         <w:t>・目的は、学生を罰することではなく、その学生が「自分で考えて書く力」を身につける機会を守ることです。</w:t>
         <w:br/>
       </w:r>
@@ -2912,7 +2944,7 @@
           <w:rFonts w:ascii="Consolas" w:hAnsi="Consolas" w:eastAsia="Consolas"/>
           <w:sz w:val="19"/>
         </w:rPr>
-        <w:t>1. 疑いを持ったときに、教員がまず自分で確かめること（提出物の中身から分かること）</w:t>
+        <w:t>1. 疑いを持ったときに、教員がまず自分で確かめること（提出物の中身から分かること。例：授業で扱っていない用語、実在しない参考文献、文体が急に変わる箇所）</w:t>
         <w:br/>
       </w:r>
       <w:r>
@@ -3814,6 +3846,44 @@
                 <w:sz w:val="19"/>
               </w:rPr>
               <w:t>グループの他の方の画面を一緒に見る形で進めてください。14:30以降の個別相談でも対応します</w:t>
+            </w:r>
+          </w:p>
+        </w:tc>
+      </w:tr>
+      <w:tr>
+        <w:tc>
+          <w:tcPr>
+            <w:tcW w:type="dxa" w:w="4819"/>
+          </w:tcPr>
+          <w:p>
+            <w:pPr>
+              <w:spacing w:before="40" w:after="40"/>
+            </w:pPr>
+            <w:r/>
+            <w:r>
+              <w:rPr>
+                <w:rFonts w:ascii="Yu Gothic" w:hAnsi="Yu Gothic" w:eastAsia="Yu Gothic"/>
+                <w:sz w:val="19"/>
+              </w:rPr>
+              <w:t>ボタンや欄が、この紙と違う名前で出ている</w:t>
+            </w:r>
+          </w:p>
+        </w:tc>
+        <w:tc>
+          <w:tcPr>
+            <w:tcW w:type="dxa" w:w="4819"/>
+          </w:tcPr>
+          <w:p>
+            <w:pPr>
+              <w:spacing w:before="40" w:after="40"/>
+            </w:pPr>
+            <w:r/>
+            <w:r>
+              <w:rPr>
+                <w:rFonts w:ascii="Yu Gothic" w:hAnsi="Yu Gothic" w:eastAsia="Yu Gothic"/>
+                <w:sz w:val="19"/>
+              </w:rPr>
+              <w:t>名前が違っても、同じはたらきの場所です。近い名前のものを押してください</w:t>
             </w:r>
           </w:p>
         </w:tc>
